--- a/ky/wisdom-stories/how-to-ward-off-insults.docx
+++ b/ky/wisdom-stories/how-to-ward-off-insults.docx
@@ -20,7 +20,7 @@
           <w:sz w:val="34"/>
           <w:lang w:val="ky-KG"/>
         </w:rPr>
-        <w:t>Кемсинтүүгө кантип туруштук берүү керек</w:t>
+        <w:t>Кемсинтүүлөрдү кантип кайтаруу керек</w:t>
       </w:r>
       <w:bookmarkEnd w:id="10092"/>
     </w:p>
@@ -207,7 +207,7 @@
           <w:sz w:val="22"/>
           <w:lang w:val="ky-KG"/>
         </w:rPr>
-        <w:t xml:space="preserve">Сабак: </w:t>
+        <w:t>Сабак: Кабыл албаган кемсинтүү ээсине кайтат — кайтарылган белектей. Жамандыкка жамандык менен эмес, токтоолук менен жооп бер.</w:t>
       </w:r>
       <w:r>
         <w:rPr>
@@ -216,7 +216,6 @@
           <w:sz w:val="22"/>
           <w:lang w:val="ky-KG"/>
         </w:rPr>
-        <w:t>Ар бир ачуу сөздү жүрөгүңө жакын ала бербе. Өзүңдү кармай билсең, бирөөнүн жек көрүүсү сени башкарбайт.</w:t>
       </w:r>
     </w:p>
     <w:p>
@@ -236,7 +235,7 @@
           <w:sz w:val="18"/>
           <w:lang w:val="ky-KG"/>
         </w:rPr>
-        <w:t>Окуя ачык интернет булактарынан алынды.</w:t>
+        <w:t>Аңгемелер ачык интернет булактарынан алынган, иллюстрациялар болсо ЖИ менен түзүлгөн.</w:t>
       </w:r>
     </w:p>
     <w:sectPr>
